--- a/2-periodo/Algoritimos e programação/exercicio/ARP-02.docx
+++ b/2-periodo/Algoritimos e programação/exercicio/ARP-02.docx
@@ -59,7 +59,47 @@
           <w:sz w:val="24"/>
           <w:szCs w:val="24"/>
         </w:rPr>
-        <w:t>Anápolis, 05 de setembro de 2023.</w:t>
+        <w:t>Anápolis, 0</w:t>
+      </w:r>
+      <w:r>
+        <w:rPr>
+          <w:rFonts w:ascii="Times New Roman" w:hAnsi="Times New Roman" w:cs="Times New Roman"/>
+          <w:b/>
+          <w:bCs/>
+          <w:sz w:val="24"/>
+          <w:szCs w:val="24"/>
+        </w:rPr>
+        <w:t>1</w:t>
+      </w:r>
+      <w:r>
+        <w:rPr>
+          <w:rFonts w:ascii="Times New Roman" w:hAnsi="Times New Roman" w:cs="Times New Roman"/>
+          <w:b/>
+          <w:bCs/>
+          <w:sz w:val="24"/>
+          <w:szCs w:val="24"/>
+        </w:rPr>
+        <w:t xml:space="preserve"> de </w:t>
+      </w:r>
+      <w:r>
+        <w:rPr>
+          <w:rFonts w:ascii="Times New Roman" w:hAnsi="Times New Roman" w:cs="Times New Roman"/>
+          <w:b/>
+          <w:bCs/>
+          <w:sz w:val="24"/>
+          <w:szCs w:val="24"/>
+        </w:rPr>
+        <w:t>novembro</w:t>
+      </w:r>
+      <w:r>
+        <w:rPr>
+          <w:rFonts w:ascii="Times New Roman" w:hAnsi="Times New Roman" w:cs="Times New Roman"/>
+          <w:b/>
+          <w:bCs/>
+          <w:sz w:val="24"/>
+          <w:szCs w:val="24"/>
+        </w:rPr>
+        <w:t xml:space="preserve"> de 2023.</w:t>
       </w:r>
     </w:p>
     <w:p>
@@ -251,23 +291,7 @@
     <w:p/>
     <w:p>
       <w:r>
-        <w:t xml:space="preserve">Segue o link para o </w:t>
-      </w:r>
-      <w:proofErr w:type="spellStart"/>
-      <w:r>
-        <w:t>Colab</w:t>
-      </w:r>
-      <w:proofErr w:type="spellEnd"/>
-      <w:r>
-        <w:t xml:space="preserve"> aonde estará o código fonte e também estarei encaminhando o arquivo .PY no </w:t>
-      </w:r>
-      <w:proofErr w:type="spellStart"/>
-      <w:r>
-        <w:t>ava</w:t>
-      </w:r>
-      <w:proofErr w:type="spellEnd"/>
-      <w:r>
-        <w:t>:</w:t>
+        <w:t>Segue o link para o Colab aonde estará o código fonte e também estarei encaminhando o arquivo .PY no ava:</w:t>
       </w:r>
     </w:p>
     <w:p>
